--- a/tai-lieu-noi-bo/moscow/lenin-mausoleum.docx
+++ b/tai-lieu-noi-bo/moscow/lenin-mausoleum.docx
@@ -100,6 +100,22 @@
     </w:p>
     <w:p>
       <w:pPr>
+        <w:pStyle w:val="ListBullet"/>
+      </w:pPr>
+      <w:r>
+        <w:t>Khoa học ướp xác: thi hài được ngâm định kỳ trong dung dịch glycerol–kali axetat, được đặt cả nhãn cầu nhân tạo; do 'phòng thí nghiệm Lăng' chuyên trách suốt một thế kỷ.</w:t>
+      </w:r>
+    </w:p>
+    <w:p>
+      <w:pPr>
+        <w:pStyle w:val="ListBullet"/>
+      </w:pPr>
+      <w:r>
+        <w:t>Nghĩa trang Tường Kremlin sau lăng: 12 ngôi mộ gắn tượng bán thân (Stalin, Brezhnev, Dzerzhinsky…) và hàng trăm hũ tro trong tường — kể cả Gagarin, Korolev và nhà báo Mỹ John Reed.</w:t>
+      </w:r>
+    </w:p>
+    <w:p>
+      <w:pPr>
         <w:pStyle w:val="Heading1"/>
       </w:pPr>
       <w:r>
@@ -324,6 +340,261 @@
       </w:pPr>
       <w:r>
         <w:t>Cỗ quan tài hiện nay do Shchusev và Yakovlev thiết kế sau Chiến tranh Vệ quốc, thay cho mẫu ban đầu của kiến trúc sư tiên phong Konstantin Melnikov. Lenin nằm trên một tấm đệm đỏ, mặc bộ com-lê ba mảnh màu sẫm; hệ thống đèn được giấu khéo trong kết cấu để hắt sáng thi hài từ bên trong, tạo hiệu ứng vừa sân khấu vừa gần như huyền bí. Hai bên có vòng hoa đồng và hai lá cờ — một cho lao động, một cho chiến đấu. Phần kính bên hông đã là kính chống đạn kể từ thập niên 1970. Toàn bộ không gian được kiểm soát nhiệt độ nghiêm ngặt, khiến du khách vừa bước vào đã cảm nhận rõ luồng khí mát lạnh phả ra.</w:t>
+      </w:r>
+    </w:p>
+    <w:p>
+      <w:pPr>
+        <w:pStyle w:val="Heading1"/>
+      </w:pPr>
+      <w:r>
+        <w:rPr>
+          <w:color w:val="152C4E"/>
+        </w:rPr>
+        <w:t>Thi hài Lenin — 'hiện vật' trung tâm &amp; khoa học ướp xác</w:t>
+      </w:r>
+    </w:p>
+    <w:p>
+      <w:pPr>
+        <w:jc w:val="both"/>
+      </w:pPr>
+      <w:r>
+        <w:t>Trái tim của toàn bộ công trình chỉ là một 'hiện vật' duy nhất: chính thi hài của Vladimir Ilyich Lenin, nằm trong quan tài kính, chỉ để lộ khuôn mặt và hai bàn tay. Đây là 'mẫu vật' khiến Lăng trở nên độc nhất vô nhị trên thế giới — không phải tượng, không phải sáp, mà là thi thể thật của một con người đã mất hơn một thế kỷ, được giữ cho gần như nguyên vẹn.</w:t>
+      </w:r>
+    </w:p>
+    <w:p>
+      <w:pPr>
+        <w:jc w:val="both"/>
+      </w:pPr>
+      <w:r>
+        <w:t>Ngay sau khi Lenin qua đời ngày 21/1/1924, nhà giải phẫu bệnh học Aleksei Abrikosov đã tiến hành ướp tạm để giữ thi hài qua tang lễ giữa mùa đông. Nhưng phương pháp bảo quản LÂU DÀI mới là kỳ công: đầu năm 1924, nhà giải phẫu Vladimir Vorobyov và nhà hóa sinh Boris Zbarsky phát triển một quy trình hoàn toàn mới — không phải ướp xác kiểu Ai Cập (làm khô), mà là 'ướp ẩm', giữ cho da thịt mềm và đàn hồi như thật.</w:t>
+      </w:r>
+    </w:p>
+    <w:p>
+      <w:pPr>
+        <w:jc w:val="both"/>
+      </w:pPr>
+      <w:r>
+        <w:t>Bí quyết nằm ở việc XỬ LÝ ĐỊNH KỲ: cứ khoảng một năm rưỡi tới hai năm, thi hài lại được ngâm nhiều tuần trong bồn dung dịch glycerol và kali axetat để chống mất nước; các vết đổi màu trên da được xử lý bằng dung dịch axit axetic – cồn và hydro peroxide. Một chi tiết khiến du khách sững sờ: người ta đặt nhãn cầu nhân tạo vào hốc mắt để mắt không bị sụp, và chăm chút cả lông mi, hình dáng khuôn mặt.</w:t>
+      </w:r>
+    </w:p>
+    <w:p>
+      <w:pPr>
+        <w:jc w:val="both"/>
+      </w:pPr>
+      <w:r>
+        <w:t>Đảm nhiệm công việc này là cả một 'phòng thí nghiệm Lăng' chuyên trách (về sau là một trung tâm nghiên cứu công nghệ sinh – hóa), quy tụ các nhà giải phẫu và hóa sinh nối nghề qua nhiều thế hệ. Sau khi Liên Xô tan rã năm 1991, ngân sách nhà nước cho việc này bị cắt; kinh phí một phần đến từ quyên góp tư nhân — năm 2016 báo chí đưa tin khoảng 13 triệu rúp được chi để bảo quản thi hài.</w:t>
+      </w:r>
+    </w:p>
+    <w:p>
+      <w:pPr>
+        <w:jc w:val="both"/>
+      </w:pPr>
+      <w:r>
+        <w:t>Gợi ý cách kể cho khách Việt: hãy nhấn mạnh đây là một 'kỳ công khoa học – chính trị' có một không hai. Sau hàng trăm lần xử lý hóa chất suốt một thế kỷ, nhiều người nhận xét thi hài giờ trông giống một pho tượng sáp hơn là người thật — và chính ranh giới mờ ảo giữa 'thật' và 'giả' ấy mới là điều ám ảnh nhất. Có thể kể thêm giai thoại năm 1925, khi phát hiện nấm mốc trên tường và cả trên thi hài, chính là lý do buộc phải xây lăng đá vĩnh cửu thay cho hai bản lăng gỗ tạm.</w:t>
+      </w:r>
+    </w:p>
+    <w:p>
+      <w:pPr>
+        <w:pStyle w:val="Heading1"/>
+      </w:pPr>
+      <w:r>
+        <w:rPr>
+          <w:color w:val="152C4E"/>
+        </w:rPr>
+        <w:t>Cỗ quan tài kính — ba đời thiết kế</w:t>
+      </w:r>
+    </w:p>
+    <w:p>
+      <w:pPr>
+        <w:jc w:val="both"/>
+      </w:pPr>
+      <w:r>
+        <w:t>Ít du khách để ý rằng ngay cả cỗ quan tài cũng có 'tiểu sử' riêng, được ba nhân vật lớn của kiến trúc – điêu khắc Nga thiết kế lại qua ba thời kỳ. Bản đầu tiên đặt trong lăng đá năm 1930 do kiến trúc sư tiên phong Konstantin Melnikov — một tên tuổi lừng danh của trào lưu Kiến tạo — thực hiện, với hình khối kính hình học đầy chất avant-garde.</w:t>
+      </w:r>
+    </w:p>
+    <w:p>
+      <w:pPr>
+        <w:jc w:val="both"/>
+      </w:pPr>
+      <w:r>
+        <w:t>Sau Chiến tranh Vệ quốc, năm 1945, một cỗ quan tài mới do kiến trúc sư Aleksei Shchusev (cùng cộng sự) thiết kế thay thế, tạo dáng hình thang với hệ đèn giấu khéo bên trong để hắt sáng thi hài.</w:t>
+      </w:r>
+    </w:p>
+    <w:p>
+      <w:pPr>
+        <w:jc w:val="both"/>
+      </w:pPr>
+      <w:r>
+        <w:t>Đến năm 1973, nhà điêu khắc Nikolai Tomsky thiết kế cỗ quan tài hiện nay: hai tấm kính hình nêm nghiêng ghép lại, giữ bằng khung đồng, có gắn đèn tạo ánh hồng ấm vừa làm 'sống' lại sắc da vừa giảm nhiệt. Từ thập niên 1970, sau vụ đánh bom năm 1973, kính bên hông được thay bằng kính chống đạn.</w:t>
+      </w:r>
+    </w:p>
+    <w:p>
+      <w:pPr>
+        <w:jc w:val="both"/>
+      </w:pPr>
+      <w:r>
+        <w:t>Hiệu ứng ánh sáng là chủ ý nghệ thuật: những ngọn đèn giấu kín khiến Lenin như phát sáng từ bên trong, tạo cảm giác vừa sân khấu vừa gần như huyền bí. Hai bên quan tài là vòng hoa đồng và hai lá cờ — một tượng trưng cho lao động, một cho chiến đấu.</w:t>
+      </w:r>
+    </w:p>
+    <w:p>
+      <w:pPr>
+        <w:jc w:val="both"/>
+      </w:pPr>
+      <w:r>
+        <w:t>Gợi ý cách kể: có thể nói vui rằng 'đến cái quan tài ở đây cũng do ba kiến trúc sư – điêu khắc gia hàng đầu nước Nga thay nhau thiết kế' — một chi tiết nhỏ giúp khách hình dung mức độ hệ trọng mà nhà nước Xô-viết đặt vào từng centimet của công trình này.</w:t>
+      </w:r>
+    </w:p>
+    <w:p>
+      <w:pPr>
+        <w:pStyle w:val="Heading1"/>
+      </w:pPr>
+      <w:r>
+        <w:rPr>
+          <w:color w:val="152C4E"/>
+        </w:rPr>
+        <w:t>Đá &amp; chữ — đọc vị vật liệu công trình</w:t>
+      </w:r>
+    </w:p>
+    <w:p>
+      <w:pPr>
+        <w:jc w:val="both"/>
+      </w:pPr>
+      <w:r>
+        <w:t>Lăng đá vĩnh cửu hoàn thành mùa thu năm 1930 sau khoảng mười sáu tháng thi công, là một kiệt tác gia công đá. Vài con số để khách hình dung quy mô: thể tích khối ngoài khoảng 5.800 m³, khối trong khoảng 2.400 m³, tổng trọng lượng ước chừng 10.000 tấn; riêng lớp đá ốp cần khoảng 2.900 m² granite đánh bóng, mà trung bình mỗi mét vuông phải mất tới ba ngày gia công thủ công.</w:t>
+      </w:r>
+    </w:p>
+    <w:p>
+      <w:pPr>
+        <w:jc w:val="both"/>
+      </w:pPr>
+      <w:r>
+        <w:t>Mỗi loại đá mang một sắc thái riêng: granite đỏ sẫm (gợi tang tóc lẫn cách mạng), đá labradorite đen và xám, chân bệ bằng đá porphyr đỏ, điểm thêm đá jasper (thạch anh) đỏ; tấm đá phía trên dùng loại thạch anh Shoksha đỏ vùng Karelia. Kiến trúc sư Shchusev từng lý giải màu đen tượng trưng cho tang tóc, còn khối bậc thang chắc nịch hàm ý 'Lenin đã mất nhưng sự nghiệp của Người vẫn còn'.</w:t>
+      </w:r>
+    </w:p>
+    <w:p>
+      <w:pPr>
+        <w:jc w:val="both"/>
+      </w:pPr>
+      <w:r>
+        <w:t>Chi tiết được chụp nhiều nhất là dòng chữ ЛЕНИН — chỉ một từ, không tước hiệu, không ngày tháng — với các con chữ màu đỏ nổi bật khắc trên khối đá sẫm nguyên khối phía trên lối vào. Chính sự tối giản đến khắc khổ ấy càng dồn nén sức nặng biểu tượng.</w:t>
+      </w:r>
+    </w:p>
+    <w:p>
+      <w:pPr>
+        <w:jc w:val="both"/>
+      </w:pPr>
+      <w:r>
+        <w:t>Bên trong, du khách xuống một cầu thang đá sẫm để vào Phòng Tang lễ — một căn phòng gần như hình lập phương cạnh mười mét, trần giật cấp bậc thang, với những dải đá đỏ chạy dọc tường gợi hình những lá cờ đang bay. Đối diện lối vào là một khối granite lớn mang Quốc huy Liên Xô.</w:t>
+      </w:r>
+    </w:p>
+    <w:p>
+      <w:pPr>
+        <w:jc w:val="both"/>
+      </w:pPr>
+      <w:r>
+        <w:t>Trên đỉnh lăng là khán đài duyệt binh — nơi các nhà lãnh đạo đứng vẫy chào trong ngày Quốc tế Lao động 1/5 và ngày Cách mạng Tháng Mười 7/11, hai bên có khán đài khách mời tới cả vạn chỗ ngồi. Gợi ý cách kể: vị trí đứng của từng lãnh đạo trên khán đài này từng được giới phân tích phương Tây 'soi' để đoán thứ bậc quyền lực trong Điện Kremlin — một môn 'Kremlin học' thực thụ thời Chiến tranh Lạnh.</w:t>
+      </w:r>
+    </w:p>
+    <w:p>
+      <w:pPr>
+        <w:pStyle w:val="Heading1"/>
+      </w:pPr>
+      <w:r>
+        <w:rPr>
+          <w:color w:val="152C4E"/>
+        </w:rPr>
+        <w:t>Nghĩa trang Tường Kremlin — mười hai ngôi mộ có tượng sau lăng</w:t>
+      </w:r>
+    </w:p>
+    <w:p>
+      <w:pPr>
+        <w:jc w:val="both"/>
+      </w:pPr>
+      <w:r>
+        <w:t>Ngay sau lăng, giữa công trình và bức tường thành, là một dãy mộ đất riêng lẻ gắn tượng bán thân bằng granite — nơi an nghỉ của những nhân vật được vinh danh cao nhất (chôn cất trong đất, khác với các hũ tro gắn trên tường). Đây cũng là khu vực DUY NHẤT trong hành trình được phép chụp ảnh, nên rất đáng dừng lại.</w:t>
+      </w:r>
+    </w:p>
+    <w:p>
+      <w:pPr>
+        <w:jc w:val="both"/>
+      </w:pPr>
+      <w:r>
+        <w:t>Đi dọc dãy mộ gần như đọc được một dòng thời gian lãnh đạo Xô-viết bằng đá: Yakov Sverdlov (mất 1919), Mikhail Frunze (1925), Felix Dzerzhinsky — cha đẻ mật vụ Cheka (1926); Mikhail Kalinin (1946) và Andrei Zhdanov (1948); nhiều tượng bán thân trong nhóm này do nhà điêu khắc Sergei Merkurov thực hiện năm 1946–1948.</w:t>
+      </w:r>
+    </w:p>
+    <w:p>
+      <w:pPr>
+        <w:jc w:val="both"/>
+      </w:pPr>
+      <w:r>
+        <w:t>Ngôi mộ được viếng nhiều nhất là của Joseph Stalin: suốt giai đoạn 1953–1961 thi hài ông từng nằm ngay cạnh Lenin trong lăng, nhưng đến năm 1961, giữa làn sóng 'hạ bệ tệ sùng bái cá nhân', ông bị đưa ra chôn bên chân tường; tượng bán thân bằng granite do Nikolai Tomsky tạc, dựng năm 1970. Đến nay khách vẫn thường đặt hoa đỏ ở đây.</w:t>
+      </w:r>
+    </w:p>
+    <w:p>
+      <w:pPr>
+        <w:jc w:val="both"/>
+      </w:pPr>
+      <w:r>
+        <w:t>Nối tiếp là các nguyên soái và lãnh đạo thời sau: Kliment Voroshilov (1969), Semyon Budyonny (1973), Mikhail Suslov (1982), Leonid Brezhnev (1982), Yuri Andropov (1984) và Konstantin Chernenko (1985) — người cuối cùng được an táng tại bức tường này.</w:t>
+      </w:r>
+    </w:p>
+    <w:p>
+      <w:pPr>
+        <w:jc w:val="both"/>
+      </w:pPr>
+      <w:r>
+        <w:t>Gợi ý cách kể: hãy mời khách 'đi bộ xuyên thế kỷ 20' — từ ngôi mộ năm 1919 tới ngôi mộ năm 1985 — và lưu ý một điểm thú vị: cả Khrushchev lẫn Gorbachev đều KHÔNG nằm ở đây, người thì thất sủng, người thì chọn nơi an nghỉ khác.</w:t>
+      </w:r>
+    </w:p>
+    <w:p>
+      <w:pPr>
+        <w:pStyle w:val="Heading1"/>
+      </w:pPr>
+      <w:r>
+        <w:rPr>
+          <w:color w:val="152C4E"/>
+        </w:rPr>
+        <w:t>Những chiếc hũ tro trong thân tường — từ Gagarin đến nhà báo Mỹ</w:t>
+      </w:r>
+    </w:p>
+    <w:p>
+      <w:pPr>
+        <w:jc w:val="both"/>
+      </w:pPr>
+      <w:r>
+        <w:t>Hai bên dãy mộ, tro cốt của hơn một trăm nhân vật (theo thống kê là 107 nam và 8 nữ) được đặt trong các hốc kín ngay trong thân tường Kremlin, mỗi người một tấm bia đá — một 'nhà lưu tro' (columbarium) độc đáo quy tụ phi hành gia, nhà khoa học, văn hào, nguyên soái và cả những nhà cách mạng nước ngoài.</w:t>
+      </w:r>
+    </w:p>
+    <w:p>
+      <w:pPr>
+        <w:jc w:val="both"/>
+      </w:pPr>
+      <w:r>
+        <w:t>Về vũ trụ và khoa học, đây là nơi lưu tro của Yuri Gagarin — người đầu tiên bay vào vũ trụ (mất năm 1968 cùng phi công Vladimir Seryogin trong tai nạn MiG); tổ lái Soyuz 11 gồm Georgy Dobrovolsky, Viktor Patsayev và Vladislav Volkov (hy sinh năm 1971); Sergei Korolev — 'tổng công trình sư' chương trình vũ trụ Xô-viết (1966); nhà vật lý hạt nhân Igor Kurchatov (1960) và nhà toán học Mstislav Keldysh (1978).</w:t>
+      </w:r>
+    </w:p>
+    <w:p>
+      <w:pPr>
+        <w:jc w:val="both"/>
+      </w:pPr>
+      <w:r>
+        <w:t>Về văn hóa và chính trị, tại đây có tro của văn hào Maxim Gorky (1936), của bà Nadezhda Krupskaya — phu nhân Lenin (1939), và của Inessa Armand (1920). Đặc biệt, có cả những người nước ngoài: nhà báo Mỹ John Reed — tác giả cuốn 'Mười ngày rung chuyển thế giới' (1920), nữ cách mạng Đức Clara Zetkin (1933), ông Sen Katayama người Nhật (1933) và thủ lĩnh công đoàn Mỹ Bill Haywood (1928).</w:t>
+      </w:r>
+    </w:p>
+    <w:p>
+      <w:pPr>
+        <w:jc w:val="both"/>
+      </w:pPr>
+      <w:r>
+        <w:t>Ít người biết rằng những ngôi mộ ĐẦU TIÊN của nghĩa trang này là hai ngôi mộ tập thể: khoảng 238 người tử trận trong các trận đánh ở Moskva tháng 11/1917 được chôn chung trong lễ tang công cộng ngày 10/11/1917, ở đoạn tường giữa Tháp Thượng viện (Senate) và Tháp Nikolskaya.</w:t>
+      </w:r>
+    </w:p>
+    <w:p>
+      <w:pPr>
+        <w:jc w:val="both"/>
+      </w:pPr>
+      <w:r>
+        <w:t>Gợi ý cách kể cho khách Việt: có thể tóm gọn khu này là 'một cuốn danh bạ Liên Xô thu nhỏ' — từ người đầu tiên bay vào vũ trụ đến một nhà báo Mỹ — tất cả nằm trong cùng một bức tường. Chi tiết 'một người Mỹ được chôn trong tường Điện Kremlin' thường khiến khách rất bất ngờ và dễ nhớ.</w:t>
       </w:r>
     </w:p>
     <w:p>
@@ -874,6 +1145,21 @@
       </w:r>
     </w:p>
     <w:p>
+      <w:r>
+        <w:rPr>
+          <w:sz w:val="22"/>
+        </w:rPr>
+        <w:t xml:space="preserve">• Wikipedia — Kremlin Wall Necropolis — </w:t>
+      </w:r>
+      <w:r>
+        <w:rPr>
+          <w:color w:val="204A86"/>
+          <w:sz w:val="20"/>
+        </w:rPr>
+        <w:t>https://en.wikipedia.org/wiki/Kremlin_Wall_Necropolis</w:t>
+      </w:r>
+    </w:p>
+    <w:p>
       <w:pPr>
         <w:pStyle w:val="Heading2"/>
       </w:pPr>
@@ -941,11 +1227,29 @@
     <w:p>
       <w:r>
         <w:rPr>
+          <w:color w:val="5C6773"/>
+          <w:sz w:val="20"/>
+        </w:rPr>
+        <w:t>Wikipedia (EN) 'Kremlin Wall Necropolis' — 12 ngôi mộ có tượng bán thân (kèm tác giả tượng &amp; niên đại), các hũ tro trong tường (Gagarin, Korolev, Gorky, John Reed…), hai mộ tập thể 1917; truy cập 9/2026.</w:t>
+      </w:r>
+    </w:p>
+    <w:p>
+      <w:r>
+        <w:rPr>
+          <w:color w:val="5C6773"/>
+          <w:sz w:val="20"/>
+        </w:rPr>
+        <w:t>Wikipedia (EN) 'Lenin's Mausoleum' — số liệu thể tích (~5.800 m³ ngoài / ~2.400 m³ trong), khối lượng ~10.000 tấn, vật liệu (granite, labradorite, porphyr, thạch anh Shoksha), ba đời cỗ quan tài (Melnikov 1930 / Shchusev 1945 / Tomsky 1973), khoa học ướp (Vorobyov–Zbarsky, glycerol–kali axetat, nhãn cầu nhân tạo); truy cập 9/2026.</w:t>
+      </w:r>
+    </w:p>
+    <w:p>
+      <w:r>
+        <w:rPr>
           <w:i/>
           <w:color w:val="5C6773"/>
           <w:sz w:val="18"/>
         </w:rPr>
-        <w:t>Tài liệu nội bộ — không dùng cho mục đích public. Biên soạn nguyên gốc, có dẫn nguồn. Cập nhật 2026-08-11.</w:t>
+        <w:t>Tài liệu nội bộ — không dùng cho mục đích public. Biên soạn nguyên gốc, có dẫn nguồn. Cập nhật 2026-09-28.</w:t>
       </w:r>
     </w:p>
     <w:sectPr>
